--- a/README.md.docx
+++ b/README.md.docx
@@ -14,7 +14,7 @@
           <w:b/>
           <w:bCs/>
         </w:rPr>
-        <w:t>Week 4 – Data Visualization and Storytelling</w:t>
+        <w:t>Week 5 – Model Evaluation and Optimization</w:t>
       </w:r>
     </w:p>
     <w:p>
@@ -29,12 +29,12 @@
           <w:b/>
           <w:bCs/>
         </w:rPr>
-        <w:t>Project Overview</w:t>
-      </w:r>
-    </w:p>
-    <w:p>
-      <w:r>
-        <w:t>This project is completed as part of the Week 4 Data Visualization and Storytelling task. The project uses the Titanic dataset to demonstrate how Python-based data visualization can be used to explore data, identify patterns, and communicate meaningful insights.</w:t>
+        <w:t>Project Title</w:t>
+      </w:r>
+    </w:p>
+    <w:p>
+      <w:r>
+        <w:t>Titanic Survival Prediction using Python</w:t>
       </w:r>
     </w:p>
     <w:p>
@@ -54,7 +54,22 @@
     </w:p>
     <w:p>
       <w:r>
-        <w:t>The main objectives of this project are:</w:t>
+        <w:t>The objective of this project is to evaluate and optimize a machine learning classification model for predicting passenger survival using the Titanic dataset.</w:t>
+      </w:r>
+    </w:p>
+    <w:p>
+      <w:pPr>
+        <w:rPr>
+          <w:b/>
+          <w:bCs/>
+        </w:rPr>
+      </w:pPr>
+      <w:r>
+        <w:rPr>
+          <w:b/>
+          <w:bCs/>
+        </w:rPr>
+        <w:t>Model Used</w:t>
       </w:r>
     </w:p>
     <w:p>
@@ -65,7 +80,7 @@
         </w:numPr>
       </w:pPr>
       <w:r>
-        <w:t>To explore the Titanic dataset.</w:t>
+        <w:t>Logistic Regression</w:t>
       </w:r>
     </w:p>
     <w:p>
@@ -75,8 +90,13 @@
           <w:numId w:val="1"/>
         </w:numPr>
       </w:pPr>
-      <w:r>
-        <w:t>To create clear and informative visualizations.</w:t>
+      <w:proofErr w:type="spellStart"/>
+      <w:r>
+        <w:t>GridSearchCV</w:t>
+      </w:r>
+      <w:proofErr w:type="spellEnd"/>
+      <w:r>
+        <w:t xml:space="preserve"> for hyperparameter optimization</w:t>
       </w:r>
     </w:p>
     <w:p>
@@ -87,40 +107,7 @@
         </w:numPr>
       </w:pPr>
       <w:r>
-        <w:t>To compare survival patterns among passenger groups.</w:t>
-      </w:r>
-    </w:p>
-    <w:p>
-      <w:pPr>
-        <w:numPr>
-          <w:ilvl w:val="0"/>
-          <w:numId w:val="1"/>
-        </w:numPr>
-      </w:pPr>
-      <w:r>
-        <w:t>To examine relationships between numerical variables.</w:t>
-      </w:r>
-    </w:p>
-    <w:p>
-      <w:pPr>
-        <w:numPr>
-          <w:ilvl w:val="0"/>
-          <w:numId w:val="1"/>
-        </w:numPr>
-      </w:pPr>
-      <w:r>
-        <w:t>To develop a meaningful data story from the visual findings.</w:t>
-      </w:r>
-    </w:p>
-    <w:p>
-      <w:pPr>
-        <w:numPr>
-          <w:ilvl w:val="0"/>
-          <w:numId w:val="1"/>
-        </w:numPr>
-      </w:pPr>
-      <w:r>
-        <w:t>To demonstrate how visualization can support data-driven decisions.</w:t>
+        <w:t>5-Fold Stratified Cross-Validation</w:t>
       </w:r>
     </w:p>
     <w:p>
@@ -135,12 +122,7 @@
           <w:b/>
           <w:bCs/>
         </w:rPr>
-        <w:t>Dataset</w:t>
-      </w:r>
-    </w:p>
-    <w:p>
-      <w:r>
-        <w:t>The project uses the Titanic dataset containing passenger information such as:</w:t>
+        <w:t>Features Used</w:t>
       </w:r>
     </w:p>
     <w:p>
@@ -150,9 +132,11 @@
           <w:numId w:val="2"/>
         </w:numPr>
       </w:pPr>
-      <w:r>
-        <w:t>Passenger Class</w:t>
-      </w:r>
+      <w:proofErr w:type="spellStart"/>
+      <w:r>
+        <w:t>Pclass</w:t>
+      </w:r>
+      <w:proofErr w:type="spellEnd"/>
     </w:p>
     <w:p>
       <w:pPr>
@@ -183,9 +167,11 @@
           <w:numId w:val="2"/>
         </w:numPr>
       </w:pPr>
-      <w:r>
-        <w:t>Fare</w:t>
-      </w:r>
+      <w:proofErr w:type="spellStart"/>
+      <w:r>
+        <w:t>SibSp</w:t>
+      </w:r>
+      <w:proofErr w:type="spellEnd"/>
     </w:p>
     <w:p>
       <w:pPr>
@@ -195,7 +181,7 @@
         </w:numPr>
       </w:pPr>
       <w:r>
-        <w:t>Number of Siblings/Spouses</w:t>
+        <w:t>Parch</w:t>
       </w:r>
     </w:p>
     <w:p>
@@ -206,7 +192,7 @@
         </w:numPr>
       </w:pPr>
       <w:r>
-        <w:t>Number of Parents/Children</w:t>
+        <w:t>Fare</w:t>
       </w:r>
     </w:p>
     <w:p>
@@ -217,7 +203,7 @@
         </w:numPr>
       </w:pPr>
       <w:r>
-        <w:t>Survival Status</w:t>
+        <w:t>Embarked</w:t>
       </w:r>
     </w:p>
     <w:p>
@@ -232,12 +218,7 @@
           <w:b/>
           <w:bCs/>
         </w:rPr>
-        <w:t>Visualizations</w:t>
-      </w:r>
-    </w:p>
-    <w:p>
-      <w:r>
-        <w:t>The project includes three main visualizations:</w:t>
+        <w:t>Evaluation Metrics</w:t>
       </w:r>
     </w:p>
     <w:p>
@@ -248,341 +229,409 @@
         </w:numPr>
       </w:pPr>
       <w:r>
+        <w:t>Accuracy</w:t>
+      </w:r>
+    </w:p>
+    <w:p>
+      <w:pPr>
+        <w:numPr>
+          <w:ilvl w:val="0"/>
+          <w:numId w:val="3"/>
+        </w:numPr>
+      </w:pPr>
+      <w:r>
+        <w:t>Precision</w:t>
+      </w:r>
+    </w:p>
+    <w:p>
+      <w:pPr>
+        <w:numPr>
+          <w:ilvl w:val="0"/>
+          <w:numId w:val="3"/>
+        </w:numPr>
+      </w:pPr>
+      <w:r>
+        <w:t>Recall</w:t>
+      </w:r>
+    </w:p>
+    <w:p>
+      <w:pPr>
+        <w:numPr>
+          <w:ilvl w:val="0"/>
+          <w:numId w:val="3"/>
+        </w:numPr>
+      </w:pPr>
+      <w:r>
+        <w:t>F1-Score</w:t>
+      </w:r>
+    </w:p>
+    <w:p>
+      <w:pPr>
+        <w:numPr>
+          <w:ilvl w:val="0"/>
+          <w:numId w:val="3"/>
+        </w:numPr>
+      </w:pPr>
+      <w:r>
+        <w:t>ROC-AUC</w:t>
+      </w:r>
+    </w:p>
+    <w:p>
+      <w:pPr>
+        <w:numPr>
+          <w:ilvl w:val="0"/>
+          <w:numId w:val="3"/>
+        </w:numPr>
+      </w:pPr>
+      <w:r>
+        <w:t>Confusion Matrix</w:t>
+      </w:r>
+    </w:p>
+    <w:p>
+      <w:pPr>
+        <w:numPr>
+          <w:ilvl w:val="0"/>
+          <w:numId w:val="3"/>
+        </w:numPr>
+      </w:pPr>
+      <w:r>
+        <w:t>ROC Curve</w:t>
+      </w:r>
+    </w:p>
+    <w:p>
+      <w:pPr>
+        <w:numPr>
+          <w:ilvl w:val="0"/>
+          <w:numId w:val="3"/>
+        </w:numPr>
+      </w:pPr>
+      <w:r>
+        <w:t>Cross-Validation</w:t>
+      </w:r>
+    </w:p>
+    <w:p>
+      <w:pPr>
         <w:rPr>
           <w:b/>
           <w:bCs/>
         </w:rPr>
-        <w:t>Bar Chart – Survival Rate by Passenger Class</w:t>
-      </w:r>
-    </w:p>
-    <w:p>
-      <w:pPr>
-        <w:numPr>
-          <w:ilvl w:val="1"/>
-          <w:numId w:val="3"/>
-        </w:numPr>
-      </w:pPr>
-      <w:r>
-        <w:t>Compares survival rates among different passenger classes.</w:t>
-      </w:r>
-    </w:p>
-    <w:p>
-      <w:pPr>
-        <w:numPr>
-          <w:ilvl w:val="0"/>
-          <w:numId w:val="3"/>
-        </w:numPr>
       </w:pPr>
       <w:r>
         <w:rPr>
           <w:b/>
           <w:bCs/>
         </w:rPr>
-        <w:t>Age Distribution Plot</w:t>
-      </w:r>
-    </w:p>
-    <w:p>
-      <w:pPr>
-        <w:numPr>
-          <w:ilvl w:val="1"/>
-          <w:numId w:val="3"/>
-        </w:numPr>
-      </w:pPr>
-      <w:r>
-        <w:t>Shows the distribution of passenger ages according to survival status.</w:t>
-      </w:r>
-    </w:p>
-    <w:p>
-      <w:pPr>
-        <w:numPr>
-          <w:ilvl w:val="0"/>
-          <w:numId w:val="3"/>
-        </w:numPr>
-      </w:pPr>
-      <w:r>
+        <w:t>Results</w:t>
+      </w:r>
+    </w:p>
+    <w:tbl>
+      <w:tblPr>
+        <w:tblW w:w="0" w:type="auto"/>
+        <w:tblCellSpacing w:w="15" w:type="dxa"/>
+        <w:tblCellMar>
+          <w:top w:w="15" w:type="dxa"/>
+          <w:left w:w="15" w:type="dxa"/>
+          <w:bottom w:w="15" w:type="dxa"/>
+          <w:right w:w="15" w:type="dxa"/>
+        </w:tblCellMar>
+        <w:tblLook w:val="04A0" w:firstRow="1" w:lastRow="0" w:firstColumn="1" w:lastColumn="0" w:noHBand="0" w:noVBand="1"/>
+      </w:tblPr>
+      <w:tblGrid>
+        <w:gridCol w:w="905"/>
+        <w:gridCol w:w="734"/>
+      </w:tblGrid>
+      <w:tr>
+        <w:trPr>
+          <w:tblHeader/>
+          <w:tblCellSpacing w:w="15" w:type="dxa"/>
+        </w:trPr>
+        <w:tc>
+          <w:tcPr>
+            <w:tcW w:w="0" w:type="auto"/>
+            <w:vAlign w:val="center"/>
+            <w:hideMark/>
+          </w:tcPr>
+          <w:p>
+            <w:pPr>
+              <w:rPr>
+                <w:b/>
+                <w:bCs/>
+              </w:rPr>
+            </w:pPr>
+            <w:r>
+              <w:rPr>
+                <w:b/>
+                <w:bCs/>
+              </w:rPr>
+              <w:t>Metric</w:t>
+            </w:r>
+          </w:p>
+        </w:tc>
+        <w:tc>
+          <w:tcPr>
+            <w:tcW w:w="0" w:type="auto"/>
+            <w:vAlign w:val="center"/>
+            <w:hideMark/>
+          </w:tcPr>
+          <w:p>
+            <w:pPr>
+              <w:rPr>
+                <w:b/>
+                <w:bCs/>
+              </w:rPr>
+            </w:pPr>
+            <w:r>
+              <w:rPr>
+                <w:b/>
+                <w:bCs/>
+              </w:rPr>
+              <w:t>Score</w:t>
+            </w:r>
+          </w:p>
+        </w:tc>
+      </w:tr>
+      <w:tr>
+        <w:trPr>
+          <w:tblCellSpacing w:w="15" w:type="dxa"/>
+        </w:trPr>
+        <w:tc>
+          <w:tcPr>
+            <w:tcW w:w="0" w:type="auto"/>
+            <w:vAlign w:val="center"/>
+            <w:hideMark/>
+          </w:tcPr>
+          <w:p>
+            <w:r>
+              <w:t>Accuracy</w:t>
+            </w:r>
+          </w:p>
+        </w:tc>
+        <w:tc>
+          <w:tcPr>
+            <w:tcW w:w="0" w:type="auto"/>
+            <w:vAlign w:val="center"/>
+            <w:hideMark/>
+          </w:tcPr>
+          <w:p>
+            <w:r>
+              <w:t>80.45%</w:t>
+            </w:r>
+          </w:p>
+        </w:tc>
+      </w:tr>
+      <w:tr>
+        <w:trPr>
+          <w:tblCellSpacing w:w="15" w:type="dxa"/>
+        </w:trPr>
+        <w:tc>
+          <w:tcPr>
+            <w:tcW w:w="0" w:type="auto"/>
+            <w:vAlign w:val="center"/>
+            <w:hideMark/>
+          </w:tcPr>
+          <w:p>
+            <w:r>
+              <w:lastRenderedPageBreak/>
+              <w:t>Precision</w:t>
+            </w:r>
+          </w:p>
+        </w:tc>
+        <w:tc>
+          <w:tcPr>
+            <w:tcW w:w="0" w:type="auto"/>
+            <w:vAlign w:val="center"/>
+            <w:hideMark/>
+          </w:tcPr>
+          <w:p>
+            <w:r>
+              <w:t>79.31%</w:t>
+            </w:r>
+          </w:p>
+        </w:tc>
+      </w:tr>
+      <w:tr>
+        <w:trPr>
+          <w:tblCellSpacing w:w="15" w:type="dxa"/>
+        </w:trPr>
+        <w:tc>
+          <w:tcPr>
+            <w:tcW w:w="0" w:type="auto"/>
+            <w:vAlign w:val="center"/>
+            <w:hideMark/>
+          </w:tcPr>
+          <w:p>
+            <w:r>
+              <w:t>Recall</w:t>
+            </w:r>
+          </w:p>
+        </w:tc>
+        <w:tc>
+          <w:tcPr>
+            <w:tcW w:w="0" w:type="auto"/>
+            <w:vAlign w:val="center"/>
+            <w:hideMark/>
+          </w:tcPr>
+          <w:p>
+            <w:r>
+              <w:t>66.67%</w:t>
+            </w:r>
+          </w:p>
+        </w:tc>
+      </w:tr>
+      <w:tr>
+        <w:trPr>
+          <w:tblCellSpacing w:w="15" w:type="dxa"/>
+        </w:trPr>
+        <w:tc>
+          <w:tcPr>
+            <w:tcW w:w="0" w:type="auto"/>
+            <w:vAlign w:val="center"/>
+            <w:hideMark/>
+          </w:tcPr>
+          <w:p>
+            <w:r>
+              <w:t>F1-Score</w:t>
+            </w:r>
+          </w:p>
+        </w:tc>
+        <w:tc>
+          <w:tcPr>
+            <w:tcW w:w="0" w:type="auto"/>
+            <w:vAlign w:val="center"/>
+            <w:hideMark/>
+          </w:tcPr>
+          <w:p>
+            <w:r>
+              <w:t>72.44%</w:t>
+            </w:r>
+          </w:p>
+        </w:tc>
+      </w:tr>
+      <w:tr>
+        <w:trPr>
+          <w:tblCellSpacing w:w="15" w:type="dxa"/>
+        </w:trPr>
+        <w:tc>
+          <w:tcPr>
+            <w:tcW w:w="0" w:type="auto"/>
+            <w:vAlign w:val="center"/>
+            <w:hideMark/>
+          </w:tcPr>
+          <w:p>
+            <w:r>
+              <w:t>ROC-AUC</w:t>
+            </w:r>
+          </w:p>
+        </w:tc>
+        <w:tc>
+          <w:tcPr>
+            <w:tcW w:w="0" w:type="auto"/>
+            <w:vAlign w:val="center"/>
+            <w:hideMark/>
+          </w:tcPr>
+          <w:p>
+            <w:r>
+              <w:t>84.37%</w:t>
+            </w:r>
+          </w:p>
+        </w:tc>
+      </w:tr>
+    </w:tbl>
+    <w:p>
+      <w:pPr>
         <w:rPr>
           <w:b/>
           <w:bCs/>
         </w:rPr>
-        <w:t>Correlation Heat Map</w:t>
-      </w:r>
-    </w:p>
-    <w:p>
-      <w:pPr>
-        <w:numPr>
-          <w:ilvl w:val="1"/>
-          <w:numId w:val="3"/>
-        </w:numPr>
-      </w:pPr>
-      <w:r>
-        <w:t>Shows relationships among selected numerical variables such as Age, Fare, Passenger Class, and Survival.</w:t>
-      </w:r>
-    </w:p>
-    <w:p>
-      <w:pPr>
+      </w:pPr>
+      <w:r>
         <w:rPr>
           <w:b/>
           <w:bCs/>
         </w:rPr>
-      </w:pPr>
-      <w:r>
+        <w:t>Optimization</w:t>
+      </w:r>
+    </w:p>
+    <w:p>
+      <w:proofErr w:type="spellStart"/>
+      <w:r>
+        <w:t>GridSearchCV</w:t>
+      </w:r>
+      <w:proofErr w:type="spellEnd"/>
+      <w:r>
+        <w:t xml:space="preserve"> was used to tune the Logistic Regression parameters.</w:t>
+      </w:r>
+    </w:p>
+    <w:p>
+      <w:r>
+        <w:t>Best parameters:</w:t>
+      </w:r>
+    </w:p>
+    <w:p>
+      <w:pPr>
+        <w:numPr>
+          <w:ilvl w:val="0"/>
+          <w:numId w:val="4"/>
+        </w:numPr>
+      </w:pPr>
+      <w:r>
+        <w:t>C = 1</w:t>
+      </w:r>
+    </w:p>
+    <w:p>
+      <w:pPr>
+        <w:numPr>
+          <w:ilvl w:val="0"/>
+          <w:numId w:val="4"/>
+        </w:numPr>
+      </w:pPr>
+      <w:r>
+        <w:t xml:space="preserve">Solver = </w:t>
+      </w:r>
+      <w:proofErr w:type="spellStart"/>
+      <w:r>
+        <w:t>liblinear</w:t>
+      </w:r>
+      <w:proofErr w:type="spellEnd"/>
+    </w:p>
+    <w:p>
+      <w:pPr>
         <w:rPr>
           <w:b/>
           <w:bCs/>
         </w:rPr>
-        <w:t>Technologies Used</w:t>
-      </w:r>
-    </w:p>
-    <w:p>
-      <w:pPr>
-        <w:numPr>
-          <w:ilvl w:val="0"/>
-          <w:numId w:val="4"/>
-        </w:numPr>
-      </w:pPr>
-      <w:r>
-        <w:lastRenderedPageBreak/>
-        <w:t>Python</w:t>
-      </w:r>
-    </w:p>
-    <w:p>
-      <w:pPr>
-        <w:numPr>
-          <w:ilvl w:val="0"/>
-          <w:numId w:val="4"/>
-        </w:numPr>
-      </w:pPr>
-      <w:r>
-        <w:t>Pandas</w:t>
-      </w:r>
-    </w:p>
-    <w:p>
-      <w:pPr>
-        <w:numPr>
-          <w:ilvl w:val="0"/>
-          <w:numId w:val="4"/>
-        </w:numPr>
-      </w:pPr>
-      <w:r>
-        <w:t>Matplotlib</w:t>
-      </w:r>
-    </w:p>
-    <w:p>
-      <w:pPr>
-        <w:numPr>
-          <w:ilvl w:val="0"/>
-          <w:numId w:val="4"/>
-        </w:numPr>
-      </w:pPr>
-      <w:r>
-        <w:t>Seaborn</w:t>
-      </w:r>
-    </w:p>
-    <w:p>
-      <w:pPr>
-        <w:numPr>
-          <w:ilvl w:val="0"/>
-          <w:numId w:val="4"/>
-        </w:numPr>
-      </w:pPr>
-      <w:r>
-        <w:t>Jupyter Notebook / Python IDE</w:t>
-      </w:r>
-    </w:p>
-    <w:p>
-      <w:pPr>
+      </w:pPr>
+      <w:r>
         <w:rPr>
           <w:b/>
           <w:bCs/>
         </w:rPr>
-      </w:pPr>
-      <w:r>
+        <w:t>Tools and Technologies</w:t>
+      </w:r>
+    </w:p>
+    <w:p>
+      <w:r>
+        <w:t>Python, Pandas, NumPy, Scikit-learn, Matplotlib, Seaborn</w:t>
+      </w:r>
+    </w:p>
+    <w:p>
+      <w:pPr>
         <w:rPr>
           <w:b/>
           <w:bCs/>
         </w:rPr>
-        <w:t>Project Structure</w:t>
-      </w:r>
-    </w:p>
-    <w:p>
-      <w:r>
-        <w:t>week4-data-visualization-storytelling/</w:t>
-      </w:r>
-    </w:p>
-    <w:p>
-      <w:r>
-        <w:t>│</w:t>
-      </w:r>
-    </w:p>
-    <w:p>
-      <w:r>
-        <w:rPr>
-          <w:rFonts w:ascii="MS Gothic" w:eastAsia="MS Gothic" w:hAnsi="MS Gothic" w:cs="MS Gothic" w:hint="eastAsia"/>
-        </w:rPr>
-        <w:t>├</w:t>
-      </w:r>
-      <w:r>
-        <w:rPr>
-          <w:rFonts w:ascii="Calibri" w:hAnsi="Calibri" w:cs="Calibri"/>
-        </w:rPr>
-        <w:t>──</w:t>
-      </w:r>
-      <w:r>
-        <w:t xml:space="preserve"> Titanic-Dataset.csv</w:t>
-      </w:r>
-    </w:p>
-    <w:p>
-      <w:r>
-        <w:rPr>
-          <w:rFonts w:ascii="MS Gothic" w:eastAsia="MS Gothic" w:hAnsi="MS Gothic" w:cs="MS Gothic" w:hint="eastAsia"/>
-        </w:rPr>
-        <w:t>├</w:t>
-      </w:r>
-      <w:r>
-        <w:rPr>
-          <w:rFonts w:ascii="Calibri" w:hAnsi="Calibri" w:cs="Calibri"/>
-        </w:rPr>
-        <w:t>──</w:t>
-      </w:r>
-      <w:r>
-        <w:t xml:space="preserve"> Week_4_Data_Visualization_and_Storytelling_Titanic_Report.docx</w:t>
-      </w:r>
-    </w:p>
-    <w:p>
-      <w:r>
-        <w:rPr>
-          <w:rFonts w:ascii="MS Gothic" w:eastAsia="MS Gothic" w:hAnsi="MS Gothic" w:cs="MS Gothic" w:hint="eastAsia"/>
-        </w:rPr>
-        <w:t>├</w:t>
-      </w:r>
-      <w:r>
-        <w:rPr>
-          <w:rFonts w:ascii="Calibri" w:hAnsi="Calibri" w:cs="Calibri"/>
-        </w:rPr>
-        <w:t>──</w:t>
-      </w:r>
-      <w:r>
-        <w:t xml:space="preserve"> 01_survival_by_class.png</w:t>
-      </w:r>
-    </w:p>
-    <w:p>
-      <w:r>
-        <w:rPr>
-          <w:rFonts w:ascii="MS Gothic" w:eastAsia="MS Gothic" w:hAnsi="MS Gothic" w:cs="MS Gothic" w:hint="eastAsia"/>
-        </w:rPr>
-        <w:t>├</w:t>
-      </w:r>
-      <w:r>
-        <w:rPr>
-          <w:rFonts w:ascii="Calibri" w:hAnsi="Calibri" w:cs="Calibri"/>
-        </w:rPr>
-        <w:t>──</w:t>
-      </w:r>
-      <w:r>
-        <w:t xml:space="preserve"> 02_age_survival.png</w:t>
-      </w:r>
-    </w:p>
-    <w:p>
-      <w:r>
-        <w:rPr>
-          <w:rFonts w:ascii="MS Gothic" w:eastAsia="MS Gothic" w:hAnsi="MS Gothic" w:cs="MS Gothic" w:hint="eastAsia"/>
-        </w:rPr>
-        <w:t>├</w:t>
-      </w:r>
-      <w:r>
-        <w:rPr>
-          <w:rFonts w:ascii="Calibri" w:hAnsi="Calibri" w:cs="Calibri"/>
-        </w:rPr>
-        <w:t>──</w:t>
-      </w:r>
-      <w:r>
-        <w:t xml:space="preserve"> 03_correlation_heatmap.png</w:t>
-      </w:r>
-    </w:p>
-    <w:p>
-      <w:r>
-        <w:rPr>
-          <w:rFonts w:ascii="MS Gothic" w:eastAsia="MS Gothic" w:hAnsi="MS Gothic" w:cs="MS Gothic" w:hint="eastAsia"/>
-        </w:rPr>
-        <w:t>├</w:t>
-      </w:r>
-      <w:r>
-        <w:rPr>
-          <w:rFonts w:ascii="Calibri" w:hAnsi="Calibri" w:cs="Calibri"/>
-        </w:rPr>
-        <w:t>──</w:t>
-      </w:r>
-      <w:r>
-        <w:t xml:space="preserve"> titanic_visualization.py</w:t>
-      </w:r>
-    </w:p>
-    <w:p>
-      <w:r>
-        <w:t>└── README.md</w:t>
-      </w:r>
-    </w:p>
-    <w:p>
-      <w:pPr>
+      </w:pPr>
+      <w:r>
         <w:rPr>
           <w:b/>
           <w:bCs/>
         </w:rPr>
-      </w:pPr>
-      <w:r>
-        <w:rPr>
-          <w:b/>
-          <w:bCs/>
-        </w:rPr>
-        <w:t>Key Findings</w:t>
-      </w:r>
-    </w:p>
-    <w:p>
-      <w:r>
-        <w:t>The visualizations show differences in survival rates across passenger classes, provide an overview of age distributions among survivors and non-survivors, and highlight relationships between selected numerical variables.</w:t>
-      </w:r>
-    </w:p>
-    <w:p>
-      <w:pPr>
-        <w:rPr>
-          <w:b/>
-          <w:bCs/>
-        </w:rPr>
-      </w:pPr>
-      <w:r>
-        <w:rPr>
-          <w:b/>
-          <w:bCs/>
-        </w:rPr>
-        <w:t>Conclusion</w:t>
-      </w:r>
-    </w:p>
-    <w:p>
-      <w:r>
-        <w:t>This project demonstrates how data visualization can transform raw data into understandable information. Using multiple visualization techniques makes it easier to identify patterns and communicate findings to a non-technical audience.</w:t>
-      </w:r>
-    </w:p>
-    <w:p>
-      <w:pPr>
-        <w:rPr>
-          <w:b/>
-          <w:bCs/>
-        </w:rPr>
-      </w:pPr>
-      <w:r>
-        <w:rPr>
-          <w:b/>
-          <w:bCs/>
-        </w:rPr>
-        <w:t>Author</w:t>
-      </w:r>
-    </w:p>
-    <w:p>
-      <w:r>
-        <w:rPr>
-          <w:b/>
-          <w:bCs/>
-        </w:rPr>
-        <w:t>Suhas Phate</w:t>
+        <w:t>Project Report</w:t>
+      </w:r>
+    </w:p>
+    <w:p>
+      <w:r>
+        <w:t>The complete Week 5 internship report is available in this repository.</w:t>
       </w:r>
     </w:p>
     <w:p/>
@@ -599,9 +648,9 @@
 <file path=word/numbering.xml><?xml version="1.0" encoding="utf-8"?>
 <w:numbering xmlns:wpc="http://schemas.microsoft.com/office/word/2010/wordprocessingCanvas" xmlns:cx="http://schemas.microsoft.com/office/drawing/2014/chartex" xmlns:cx1="http://schemas.microsoft.com/office/drawing/2015/9/8/chartex" xmlns:cx2="http://schemas.microsoft.com/office/drawing/2015/10/21/chartex" xmlns:cx3="http://schemas.microsoft.com/office/drawing/2016/5/9/chartex" xmlns:cx4="http://schemas.microsoft.com/office/drawing/2016/5/10/chartex" xmlns:cx5="http://schemas.microsoft.com/office/drawing/2016/5/11/chartex" xmlns:cx6="http://schemas.microsoft.com/office/drawing/2016/5/12/chartex" xmlns:cx7="http://schemas.microsoft.com/office/drawing/2016/5/13/chartex" xmlns:cx8="http://schemas.microsoft.com/office/drawing/2016/5/14/chartex" xmlns:mc="http://schemas.openxmlformats.org/markup-compatibility/2006" xmlns:aink="http://schemas.microsoft.com/office/drawing/2016/ink" xmlns:am3d="http://schemas.microsoft.com/office/drawing/2017/model3d" xmlns:o="urn:schemas-microsoft-com:office:office" xmlns:oel="http://schemas.microsoft.com/office/2019/extlst" xmlns:r="http://schemas.openxmlformats.org/officeDocument/2006/relationships" xmlns:m="http://schemas.openxmlformats.org/officeDocument/2006/math" xmlns:v="urn:schemas-microsoft-com:vml" xmlns:wp14="http://schemas.microsoft.com/office/word/2010/wordprocessingDrawing" xmlns:wp="http://schemas.openxmlformats.org/drawingml/2006/wordprocessingDrawing" xmlns:w10="urn:schemas-microsoft-com:office:word" xmlns:w="http://schemas.openxmlformats.org/wordprocessingml/2006/main" xmlns:w14="http://schemas.microsoft.com/office/word/2010/wordml" xmlns:w15="http://schemas.microsoft.com/office/word/2012/wordml" xmlns:w16cex="http://schemas.microsoft.com/office/word/2018/wordml/cex" xmlns:w16cid="http://schemas.microsoft.com/office/word/2016/wordml/cid" xmlns:w16="http://schemas.microsoft.com/office/word/2018/wordml" xmlns:w16du="http://schemas.microsoft.com/office/word/2023/wordml/word16du" xmlns:w16sdtdh="http://schemas.microsoft.com/office/word/2020/wordml/sdtdatahash" xmlns:w16sdtfl="http://schemas.microsoft.com/office/word/2024/wordml/sdtformatlock" xmlns:w16se="http://schemas.microsoft.com/office/word/2015/wordml/symex" xmlns:wpg="http://schemas.microsoft.com/office/word/2010/wordprocessingGroup" xmlns:wpi="http://schemas.microsoft.com/office/word/2010/wordprocessingInk" xmlns:wne="http://schemas.microsoft.com/office/word/2006/wordml" xmlns:wps="http://schemas.microsoft.com/office/word/2010/wordprocessingShape" mc:Ignorable="w14 w15 w16se w16cid w16 w16cex w16sdtdh w16sdtfl w16du wp14">
   <w:abstractNum w:abstractNumId="0" w15:restartNumberingAfterBreak="0">
-    <w:nsid w:val="1BE552FD"/>
+    <w:nsid w:val="0D634E85"/>
     <w:multiLevelType w:val="multilevel"/>
-    <w:tmpl w:val="067CFDC2"/>
+    <w:tmpl w:val="08A609D4"/>
     <w:lvl w:ilvl="0">
       <w:start w:val="1"/>
       <w:numFmt w:val="bullet"/>
@@ -748,13 +797,13 @@
     </w:lvl>
   </w:abstractNum>
   <w:abstractNum w:abstractNumId="1" w15:restartNumberingAfterBreak="0">
-    <w:nsid w:val="40716012"/>
+    <w:nsid w:val="6C7474D6"/>
     <w:multiLevelType w:val="multilevel"/>
-    <w:tmpl w:val="D536F174"/>
+    <w:tmpl w:val="061E3002"/>
     <w:lvl w:ilvl="0">
       <w:start w:val="1"/>
-      <w:numFmt w:val="decimal"/>
-      <w:lvlText w:val="%1."/>
+      <w:numFmt w:val="bullet"/>
+      <w:lvlText w:val=""/>
       <w:lvlJc w:val="left"/>
       <w:pPr>
         <w:tabs>
@@ -762,8 +811,12 @@
         </w:tabs>
         <w:ind w:left="720" w:hanging="360"/>
       </w:pPr>
-    </w:lvl>
-    <w:lvl w:ilvl="1">
+      <w:rPr>
+        <w:rFonts w:ascii="Symbol" w:hAnsi="Symbol" w:hint="default"/>
+        <w:sz w:val="20"/>
+      </w:rPr>
+    </w:lvl>
+    <w:lvl w:ilvl="1" w:tentative="1">
       <w:start w:val="1"/>
       <w:numFmt w:val="bullet"/>
       <w:lvlText w:val="o"/>
@@ -781,8 +834,8 @@
     </w:lvl>
     <w:lvl w:ilvl="2" w:tentative="1">
       <w:start w:val="1"/>
-      <w:numFmt w:val="decimal"/>
-      <w:lvlText w:val="%3."/>
+      <w:numFmt w:val="bullet"/>
+      <w:lvlText w:val=""/>
       <w:lvlJc w:val="left"/>
       <w:pPr>
         <w:tabs>
@@ -790,11 +843,15 @@
         </w:tabs>
         <w:ind w:left="2160" w:hanging="360"/>
       </w:pPr>
+      <w:rPr>
+        <w:rFonts w:ascii="Wingdings" w:hAnsi="Wingdings" w:hint="default"/>
+        <w:sz w:val="20"/>
+      </w:rPr>
     </w:lvl>
     <w:lvl w:ilvl="3" w:tentative="1">
       <w:start w:val="1"/>
-      <w:numFmt w:val="decimal"/>
-      <w:lvlText w:val="%4."/>
+      <w:numFmt w:val="bullet"/>
+      <w:lvlText w:val=""/>
       <w:lvlJc w:val="left"/>
       <w:pPr>
         <w:tabs>
@@ -802,11 +859,15 @@
         </w:tabs>
         <w:ind w:left="2880" w:hanging="360"/>
       </w:pPr>
+      <w:rPr>
+        <w:rFonts w:ascii="Wingdings" w:hAnsi="Wingdings" w:hint="default"/>
+        <w:sz w:val="20"/>
+      </w:rPr>
     </w:lvl>
     <w:lvl w:ilvl="4" w:tentative="1">
       <w:start w:val="1"/>
-      <w:numFmt w:val="decimal"/>
-      <w:lvlText w:val="%5."/>
+      <w:numFmt w:val="bullet"/>
+      <w:lvlText w:val=""/>
       <w:lvlJc w:val="left"/>
       <w:pPr>
         <w:tabs>
@@ -814,11 +875,15 @@
         </w:tabs>
         <w:ind w:left="3600" w:hanging="360"/>
       </w:pPr>
+      <w:rPr>
+        <w:rFonts w:ascii="Wingdings" w:hAnsi="Wingdings" w:hint="default"/>
+        <w:sz w:val="20"/>
+      </w:rPr>
     </w:lvl>
     <w:lvl w:ilvl="5" w:tentative="1">
       <w:start w:val="1"/>
-      <w:numFmt w:val="decimal"/>
-      <w:lvlText w:val="%6."/>
+      <w:numFmt w:val="bullet"/>
+      <w:lvlText w:val=""/>
       <w:lvlJc w:val="left"/>
       <w:pPr>
         <w:tabs>
@@ -826,11 +891,15 @@
         </w:tabs>
         <w:ind w:left="4320" w:hanging="360"/>
       </w:pPr>
+      <w:rPr>
+        <w:rFonts w:ascii="Wingdings" w:hAnsi="Wingdings" w:hint="default"/>
+        <w:sz w:val="20"/>
+      </w:rPr>
     </w:lvl>
     <w:lvl w:ilvl="6" w:tentative="1">
       <w:start w:val="1"/>
-      <w:numFmt w:val="decimal"/>
-      <w:lvlText w:val="%7."/>
+      <w:numFmt w:val="bullet"/>
+      <w:lvlText w:val=""/>
       <w:lvlJc w:val="left"/>
       <w:pPr>
         <w:tabs>
@@ -838,11 +907,15 @@
         </w:tabs>
         <w:ind w:left="5040" w:hanging="360"/>
       </w:pPr>
+      <w:rPr>
+        <w:rFonts w:ascii="Wingdings" w:hAnsi="Wingdings" w:hint="default"/>
+        <w:sz w:val="20"/>
+      </w:rPr>
     </w:lvl>
     <w:lvl w:ilvl="7" w:tentative="1">
       <w:start w:val="1"/>
-      <w:numFmt w:val="decimal"/>
-      <w:lvlText w:val="%8."/>
+      <w:numFmt w:val="bullet"/>
+      <w:lvlText w:val=""/>
       <w:lvlJc w:val="left"/>
       <w:pPr>
         <w:tabs>
@@ -850,11 +923,15 @@
         </w:tabs>
         <w:ind w:left="5760" w:hanging="360"/>
       </w:pPr>
+      <w:rPr>
+        <w:rFonts w:ascii="Wingdings" w:hAnsi="Wingdings" w:hint="default"/>
+        <w:sz w:val="20"/>
+      </w:rPr>
     </w:lvl>
     <w:lvl w:ilvl="8" w:tentative="1">
       <w:start w:val="1"/>
-      <w:numFmt w:val="decimal"/>
-      <w:lvlText w:val="%9."/>
+      <w:numFmt w:val="bullet"/>
+      <w:lvlText w:val=""/>
       <w:lvlJc w:val="left"/>
       <w:pPr>
         <w:tabs>
@@ -862,12 +939,16 @@
         </w:tabs>
         <w:ind w:left="6480" w:hanging="360"/>
       </w:pPr>
+      <w:rPr>
+        <w:rFonts w:ascii="Wingdings" w:hAnsi="Wingdings" w:hint="default"/>
+        <w:sz w:val="20"/>
+      </w:rPr>
     </w:lvl>
   </w:abstractNum>
   <w:abstractNum w:abstractNumId="2" w15:restartNumberingAfterBreak="0">
-    <w:nsid w:val="5A2C07B5"/>
+    <w:nsid w:val="77D73EE0"/>
     <w:multiLevelType w:val="multilevel"/>
-    <w:tmpl w:val="CFB03434"/>
+    <w:tmpl w:val="ACC6C804"/>
     <w:lvl w:ilvl="0">
       <w:start w:val="1"/>
       <w:numFmt w:val="bullet"/>
@@ -1014,9 +1095,9 @@
     </w:lvl>
   </w:abstractNum>
   <w:abstractNum w:abstractNumId="3" w15:restartNumberingAfterBreak="0">
-    <w:nsid w:val="70AF4BD2"/>
+    <w:nsid w:val="7BF11472"/>
     <w:multiLevelType w:val="multilevel"/>
-    <w:tmpl w:val="0ABC43D2"/>
+    <w:tmpl w:val="19006660"/>
     <w:lvl w:ilvl="0">
       <w:start w:val="1"/>
       <w:numFmt w:val="bullet"/>
@@ -1162,16 +1243,16 @@
       </w:rPr>
     </w:lvl>
   </w:abstractNum>
-  <w:num w:numId="1" w16cid:durableId="372968562">
+  <w:num w:numId="1" w16cid:durableId="1851215276">
     <w:abstractNumId w:val="3"/>
   </w:num>
-  <w:num w:numId="2" w16cid:durableId="1083725420">
+  <w:num w:numId="2" w16cid:durableId="836576337">
     <w:abstractNumId w:val="0"/>
   </w:num>
-  <w:num w:numId="3" w16cid:durableId="1399786121">
+  <w:num w:numId="3" w16cid:durableId="386996963">
     <w:abstractNumId w:val="1"/>
   </w:num>
-  <w:num w:numId="4" w16cid:durableId="258609293">
+  <w:num w:numId="4" w16cid:durableId="1785231204">
     <w:abstractNumId w:val="2"/>
   </w:num>
 </w:numbering>
@@ -1588,7 +1669,7 @@
     <w:link w:val="Heading1Char"/>
     <w:uiPriority w:val="9"/>
     <w:qFormat/>
-    <w:rsid w:val="00FA365C"/>
+    <w:rsid w:val="00BB7DDA"/>
     <w:pPr>
       <w:keepNext/>
       <w:keepLines/>
@@ -1611,7 +1692,7 @@
     <w:semiHidden/>
     <w:unhideWhenUsed/>
     <w:qFormat/>
-    <w:rsid w:val="00FA365C"/>
+    <w:rsid w:val="00BB7DDA"/>
     <w:pPr>
       <w:keepNext/>
       <w:keepLines/>
@@ -1634,7 +1715,7 @@
     <w:semiHidden/>
     <w:unhideWhenUsed/>
     <w:qFormat/>
-    <w:rsid w:val="00FA365C"/>
+    <w:rsid w:val="00BB7DDA"/>
     <w:pPr>
       <w:keepNext/>
       <w:keepLines/>
@@ -1657,7 +1738,7 @@
     <w:semiHidden/>
     <w:unhideWhenUsed/>
     <w:qFormat/>
-    <w:rsid w:val="00FA365C"/>
+    <w:rsid w:val="00BB7DDA"/>
     <w:pPr>
       <w:keepNext/>
       <w:keepLines/>
@@ -1681,7 +1762,7 @@
     <w:semiHidden/>
     <w:unhideWhenUsed/>
     <w:qFormat/>
-    <w:rsid w:val="00FA365C"/>
+    <w:rsid w:val="00BB7DDA"/>
     <w:pPr>
       <w:keepNext/>
       <w:keepLines/>
@@ -1703,7 +1784,7 @@
     <w:semiHidden/>
     <w:unhideWhenUsed/>
     <w:qFormat/>
-    <w:rsid w:val="00FA365C"/>
+    <w:rsid w:val="00BB7DDA"/>
     <w:pPr>
       <w:keepNext/>
       <w:keepLines/>
@@ -1727,7 +1808,7 @@
     <w:semiHidden/>
     <w:unhideWhenUsed/>
     <w:qFormat/>
-    <w:rsid w:val="00FA365C"/>
+    <w:rsid w:val="00BB7DDA"/>
     <w:pPr>
       <w:keepNext/>
       <w:keepLines/>
@@ -1749,7 +1830,7 @@
     <w:semiHidden/>
     <w:unhideWhenUsed/>
     <w:qFormat/>
-    <w:rsid w:val="00FA365C"/>
+    <w:rsid w:val="00BB7DDA"/>
     <w:pPr>
       <w:keepNext/>
       <w:keepLines/>
@@ -1773,7 +1854,7 @@
     <w:semiHidden/>
     <w:unhideWhenUsed/>
     <w:qFormat/>
-    <w:rsid w:val="00FA365C"/>
+    <w:rsid w:val="00BB7DDA"/>
     <w:pPr>
       <w:keepNext/>
       <w:keepLines/>
@@ -1817,7 +1898,7 @@
     <w:basedOn w:val="DefaultParagraphFont"/>
     <w:link w:val="Heading1"/>
     <w:uiPriority w:val="9"/>
-    <w:rsid w:val="00FA365C"/>
+    <w:rsid w:val="00BB7DDA"/>
     <w:rPr>
       <w:rFonts w:asciiTheme="majorHAnsi" w:eastAsiaTheme="majorEastAsia" w:hAnsiTheme="majorHAnsi" w:cstheme="majorBidi"/>
       <w:color w:val="2F5496" w:themeColor="accent1" w:themeShade="BF"/>
@@ -1832,7 +1913,7 @@
     <w:link w:val="Heading2"/>
     <w:uiPriority w:val="9"/>
     <w:semiHidden/>
-    <w:rsid w:val="00FA365C"/>
+    <w:rsid w:val="00BB7DDA"/>
     <w:rPr>
       <w:rFonts w:asciiTheme="majorHAnsi" w:eastAsiaTheme="majorEastAsia" w:hAnsiTheme="majorHAnsi" w:cstheme="majorBidi"/>
       <w:color w:val="2F5496" w:themeColor="accent1" w:themeShade="BF"/>
@@ -1847,7 +1928,7 @@
     <w:link w:val="Heading3"/>
     <w:uiPriority w:val="9"/>
     <w:semiHidden/>
-    <w:rsid w:val="00FA365C"/>
+    <w:rsid w:val="00BB7DDA"/>
     <w:rPr>
       <w:rFonts w:eastAsiaTheme="majorEastAsia" w:cstheme="majorBidi"/>
       <w:color w:val="2F5496" w:themeColor="accent1" w:themeShade="BF"/>
@@ -1862,7 +1943,7 @@
     <w:link w:val="Heading4"/>
     <w:uiPriority w:val="9"/>
     <w:semiHidden/>
-    <w:rsid w:val="00FA365C"/>
+    <w:rsid w:val="00BB7DDA"/>
     <w:rPr>
       <w:rFonts w:eastAsiaTheme="majorEastAsia" w:cstheme="majorBidi"/>
       <w:i/>
@@ -1878,7 +1959,7 @@
     <w:link w:val="Heading5"/>
     <w:uiPriority w:val="9"/>
     <w:semiHidden/>
-    <w:rsid w:val="00FA365C"/>
+    <w:rsid w:val="00BB7DDA"/>
     <w:rPr>
       <w:rFonts w:eastAsiaTheme="majorEastAsia" w:cstheme="majorBidi"/>
       <w:color w:val="2F5496" w:themeColor="accent1" w:themeShade="BF"/>
@@ -1892,7 +1973,7 @@
     <w:link w:val="Heading6"/>
     <w:uiPriority w:val="9"/>
     <w:semiHidden/>
-    <w:rsid w:val="00FA365C"/>
+    <w:rsid w:val="00BB7DDA"/>
     <w:rPr>
       <w:rFonts w:eastAsiaTheme="majorEastAsia" w:cstheme="majorBidi"/>
       <w:i/>
@@ -1908,7 +1989,7 @@
     <w:link w:val="Heading7"/>
     <w:uiPriority w:val="9"/>
     <w:semiHidden/>
-    <w:rsid w:val="00FA365C"/>
+    <w:rsid w:val="00BB7DDA"/>
     <w:rPr>
       <w:rFonts w:eastAsiaTheme="majorEastAsia" w:cstheme="majorBidi"/>
       <w:color w:val="595959" w:themeColor="text1" w:themeTint="A6"/>
@@ -1922,7 +2003,7 @@
     <w:link w:val="Heading8"/>
     <w:uiPriority w:val="9"/>
     <w:semiHidden/>
-    <w:rsid w:val="00FA365C"/>
+    <w:rsid w:val="00BB7DDA"/>
     <w:rPr>
       <w:rFonts w:eastAsiaTheme="majorEastAsia" w:cstheme="majorBidi"/>
       <w:i/>
@@ -1938,7 +2019,7 @@
     <w:link w:val="Heading9"/>
     <w:uiPriority w:val="9"/>
     <w:semiHidden/>
-    <w:rsid w:val="00FA365C"/>
+    <w:rsid w:val="00BB7DDA"/>
     <w:rPr>
       <w:rFonts w:eastAsiaTheme="majorEastAsia" w:cstheme="majorBidi"/>
       <w:color w:val="272727" w:themeColor="text1" w:themeTint="D8"/>
@@ -1953,7 +2034,7 @@
     <w:link w:val="TitleChar"/>
     <w:uiPriority w:val="10"/>
     <w:qFormat/>
-    <w:rsid w:val="00FA365C"/>
+    <w:rsid w:val="00BB7DDA"/>
     <w:pPr>
       <w:spacing w:after="80" w:line="240" w:lineRule="auto"/>
       <w:contextualSpacing/>
@@ -1971,7 +2052,7 @@
     <w:basedOn w:val="DefaultParagraphFont"/>
     <w:link w:val="Title"/>
     <w:uiPriority w:val="10"/>
-    <w:rsid w:val="00FA365C"/>
+    <w:rsid w:val="00BB7DDA"/>
     <w:rPr>
       <w:rFonts w:asciiTheme="majorHAnsi" w:eastAsiaTheme="majorEastAsia" w:hAnsiTheme="majorHAnsi" w:cstheme="majorBidi"/>
       <w:spacing w:val="-10"/>
@@ -1988,7 +2069,7 @@
     <w:link w:val="SubtitleChar"/>
     <w:uiPriority w:val="11"/>
     <w:qFormat/>
-    <w:rsid w:val="00FA365C"/>
+    <w:rsid w:val="00BB7DDA"/>
     <w:pPr>
       <w:numPr>
         <w:ilvl w:val="1"/>
@@ -2007,7 +2088,7 @@
     <w:basedOn w:val="DefaultParagraphFont"/>
     <w:link w:val="Subtitle"/>
     <w:uiPriority w:val="11"/>
-    <w:rsid w:val="00FA365C"/>
+    <w:rsid w:val="00BB7DDA"/>
     <w:rPr>
       <w:rFonts w:eastAsiaTheme="majorEastAsia" w:cstheme="majorBidi"/>
       <w:color w:val="595959" w:themeColor="text1" w:themeTint="A6"/>
@@ -2024,7 +2105,7 @@
     <w:link w:val="QuoteChar"/>
     <w:uiPriority w:val="29"/>
     <w:qFormat/>
-    <w:rsid w:val="00FA365C"/>
+    <w:rsid w:val="00BB7DDA"/>
     <w:pPr>
       <w:spacing w:before="160"/>
       <w:jc w:val="center"/>
@@ -2041,7 +2122,7 @@
     <w:basedOn w:val="DefaultParagraphFont"/>
     <w:link w:val="Quote"/>
     <w:uiPriority w:val="29"/>
-    <w:rsid w:val="00FA365C"/>
+    <w:rsid w:val="00BB7DDA"/>
     <w:rPr>
       <w:i/>
       <w:iCs/>
@@ -2055,7 +2136,7 @@
     <w:basedOn w:val="Normal"/>
     <w:uiPriority w:val="34"/>
     <w:qFormat/>
-    <w:rsid w:val="00FA365C"/>
+    <w:rsid w:val="00BB7DDA"/>
     <w:pPr>
       <w:ind w:left="720"/>
       <w:contextualSpacing/>
@@ -2069,7 +2150,7 @@
     <w:basedOn w:val="DefaultParagraphFont"/>
     <w:uiPriority w:val="21"/>
     <w:qFormat/>
-    <w:rsid w:val="00FA365C"/>
+    <w:rsid w:val="00BB7DDA"/>
     <w:rPr>
       <w:i/>
       <w:iCs/>
@@ -2083,7 +2164,7 @@
     <w:link w:val="IntenseQuoteChar"/>
     <w:uiPriority w:val="30"/>
     <w:qFormat/>
-    <w:rsid w:val="00FA365C"/>
+    <w:rsid w:val="00BB7DDA"/>
     <w:pPr>
       <w:pBdr>
         <w:top w:val="single" w:sz="4" w:space="10" w:color="2F5496" w:themeColor="accent1" w:themeShade="BF"/>
@@ -2105,7 +2186,7 @@
     <w:basedOn w:val="DefaultParagraphFont"/>
     <w:link w:val="IntenseQuote"/>
     <w:uiPriority w:val="30"/>
-    <w:rsid w:val="00FA365C"/>
+    <w:rsid w:val="00BB7DDA"/>
     <w:rPr>
       <w:i/>
       <w:iCs/>
@@ -2119,7 +2200,7 @@
     <w:basedOn w:val="DefaultParagraphFont"/>
     <w:uiPriority w:val="32"/>
     <w:qFormat/>
-    <w:rsid w:val="00FA365C"/>
+    <w:rsid w:val="00BB7DDA"/>
     <w:rPr>
       <w:b/>
       <w:bCs/>
